--- a/05-midterm-report/final/midterm.docx
+++ b/05-midterm-report/final/midterm.docx
@@ -816,7 +816,7 @@
           <w:sz w:val="22"/>
           <w:szCs w:val="22"/>
         </w:rPr>
-        <w:t xml:space="preserve">는 Corbato et al.이 CTSS에서 최초로 제안하였으며 [2], 작업의 실행 특성을 관찰하여 우선순위를 동적으로 조정한다. Arpaci-Dusseau &amp; Arpaci-Dusseau는 MLFQ의 5가지 핵심 규칙을 정리하였다 [3].</w:t>
+        <w:t xml:space="preserve">는 작업의 실행 특성을 관찰하여 우선순위를 동적으로 조정하는 알고리즘이다. 현대 운영체제에서 가장 널리 사용되는 스케줄링 알고리즘 중 하나이며, 5가지 핵심 규칙(Rule 1-5)에 따라 작업을 분류하고 큐 간 이동시킨다 [2, Ch.8].</w:t>
       </w:r>
     </w:p>
     <w:p>
@@ -841,8 +841,35 @@
           <w:sz w:val="22"/>
           <w:szCs w:val="22"/>
         </w:rPr>
-        <w:t xml:space="preserve">는 Demers et al.이 제안한 알고리즘으로 [4], GPS 이론을 기반으로 각 흐름에 가중치에 비례하는 서비스를 제공한다.</w:t>
-      </w:r>
+        <w:t xml:space="preserve">는 GPS(Generalized Processor Sharing) 이론을 기반으로 한 공정 큐잉 알고리즘이다. 각 흐름(flow)에 가중치를 부여하여 가중치에 비례하는 서비스를 제공하며, Virtual Finish Time 개념을 사용하여 스케줄링 순서를 결정한다 [3, Ch.7].</w:t>
+      </w:r>
+    </w:p>
+    <w:p>
+      <w:pPr>
+        <w:spacing w:after="80"/>
+      </w:pPr>
+    </w:p>
+    <w:p>
+      <w:pPr>
+        <w:spacing w:after="120" w:line="360"/>
+        <w:jc w:val="center"/>
+      </w:pPr>
+      <w:r>
+        <w:rPr>
+          <w:rFonts w:ascii="맑은 고딕" w:cs="맑은 고딕" w:eastAsia="맑은 고딕" w:hAnsi="맑은 고딕"/>
+          <w:i/>
+          <w:iCs/>
+          <w:color w:val="666666"/>
+          <w:sz w:val="22"/>
+          <w:szCs w:val="22"/>
+        </w:rPr>
+        <w:t xml:space="preserve">[그림 1] OS 스케줄링 알고리즘 개념 비교 (참조: figures/midterm-figures.pptx, 슬라이드 1)</w:t>
+      </w:r>
+    </w:p>
+    <w:p>
+      <w:pPr>
+        <w:spacing w:after="80"/>
+      </w:pPr>
     </w:p>
     <w:p>
       <w:pPr>
@@ -858,7 +885,7 @@
           <w:sz w:val="24"/>
           <w:szCs w:val="24"/>
         </w:rPr>
-        <w:t xml:space="preserve">2.2 LLM 서빙 최적화 연구</w:t>
+        <w:t xml:space="preserve">2.2 LLM 서빙 시스템</w:t>
       </w:r>
     </w:p>
     <w:p>
@@ -872,7 +899,7 @@
           <w:sz w:val="22"/>
           <w:szCs w:val="22"/>
         </w:rPr>
-        <w:t xml:space="preserve">Kwon et al.은 vLLM에서 PagedAttention 기법을 제안하여, KV 캐시 메모리를 비연속적 블록으로 관리하여 메모리 활용률을 55% 향상시켰다 [5]. Yu et al.은 ORCA에서 iteration-level 스케줄링으로 GPU 활용률을 개선하였다 [6]. Agrawal et al.은 Sarathi-Serve에서 chunked prefill 기법을 제안하여 지연시간 변동을 감소시켰다 [7].</w:t>
+        <w:t xml:space="preserve">LLM API 서빙 분야에서는 추론 성능 최적화를 위한 다양한 오픈소스 프로젝트가 활발히 개발되고 있다.</w:t>
       </w:r>
     </w:p>
     <w:p>
@@ -886,7 +913,49 @@
           <w:sz w:val="22"/>
           <w:szCs w:val="22"/>
         </w:rPr>
-        <w:t xml:space="preserve">그러나 이들 연구는 GPU 메모리 관리와 추론 파이프라인 효율화에 집중하고 있다. 다중 사용자 환경에서의 요청 스케줄링과 테넌트 간 공정성 문제는 상대적으로 다루어지지 않았으며, 본 연구는 이 간극을 메우기 위해 OS 스케줄링 이론을 LLM 요청 관리에 적용한다.</w:t>
+        <w:t xml:space="preserve">vLLM은 PagedAttention 기법을 도입한 고성능 LLM 추론 엔진이다 [4]. 운영체제의 가상 메모리 페이징 기법에서 착안하여 KV 캐시 메모리를 비연속적 블록으로 관리하며, 기존 대비 메모리 활용률을 크게 향상시키고 처리량을 개선한다.</w:t>
+      </w:r>
+    </w:p>
+    <w:p>
+      <w:pPr>
+        <w:spacing w:after="120" w:line="360"/>
+      </w:pPr>
+      <w:r>
+        <w:rPr>
+          <w:rFonts w:ascii="맑은 고딕" w:cs="맑은 고딕" w:eastAsia="맑은 고딕" w:hAnsi="맑은 고딕"/>
+          <w:color w:val="000000"/>
+          <w:sz w:val="22"/>
+          <w:szCs w:val="22"/>
+        </w:rPr>
+        <w:t xml:space="preserve">Text Generation Inference(TGI)는 HuggingFace에서 개발한 LLM 추론 서버로, continuous batching과 토큰 스트리밍 기능을 제공한다 [5]. 프로덕션 환경에서의 LLM 배포를 위한 최적화된 기능을 갖추고 있다.</w:t>
+      </w:r>
+    </w:p>
+    <w:p>
+      <w:pPr>
+        <w:spacing w:after="120" w:line="360"/>
+      </w:pPr>
+      <w:r>
+        <w:rPr>
+          <w:rFonts w:ascii="맑은 고딕" w:cs="맑은 고딕" w:eastAsia="맑은 고딕" w:hAnsi="맑은 고딕"/>
+          <w:color w:val="000000"/>
+          <w:sz w:val="22"/>
+          <w:szCs w:val="22"/>
+        </w:rPr>
+        <w:t xml:space="preserve">Ollama는 로컬 환경에서 LLM을 간편하게 실행할 수 있는 도구로, REST API를 통해 다양한 모델을 호출할 수 있다 [6]. 본 연구에서는 Ollama를 실험용 LLM 백엔드로 사용한다.</w:t>
+      </w:r>
+    </w:p>
+    <w:p>
+      <w:pPr>
+        <w:spacing w:after="120" w:line="360"/>
+      </w:pPr>
+      <w:r>
+        <w:rPr>
+          <w:rFonts w:ascii="맑은 고딕" w:cs="맑은 고딕" w:eastAsia="맑은 고딕" w:hAnsi="맑은 고딕"/>
+          <w:color w:val="000000"/>
+          <w:sz w:val="22"/>
+          <w:szCs w:val="22"/>
+        </w:rPr>
+        <w:t xml:space="preserve">그러나 이들 시스템은 주로 GPU 메모리 관리와 추론 파이프라인 효율화에 집중하고 있다. 다중 사용자 환경에서의 요청 스케줄링과 테넌트 간 공정성 문제는 상대적으로 다루어지지 않았으며, 본 연구는 이 간극을 메우기 위해 OS 스케줄링 이론을 LLM 요청 관리에 적용한다.</w:t>
       </w:r>
     </w:p>
     <w:p>
@@ -917,7 +986,7 @@
           <w:sz w:val="22"/>
           <w:szCs w:val="22"/>
         </w:rPr>
-        <w:t xml:space="preserve">Jain et al.은 공유 컴퓨터 시스템에서 자원 배분의 공정성을 정량적으로 측정하기 위한 Jain's Fairness Index(JFI)를 제안하였다 [8]. JFI는 0(완전 불공정)부터 1(완전 공정) 사이의 값을 가진다. 본 연구는 JFI를 멀티테넌트 LLM API 환경에 적용하여, 시스템 수준과 테넌트 수준의 이중 공정성 측정 방법론을 제시한다.</w:t>
+        <w:t xml:space="preserve">Jain's Fairness Index(JFI)는 공유 컴퓨터 시스템에서 자원 배분의 공정성을 정량적으로 측정하기 위한 지표이다 [3, Ch.9]. JFI는 0(완전 불공정)부터 1(완전 공정) 사이의 값을 가진다. 본 연구는 JFI를 멀티테넌트 LLM API 환경에 적용하여, 시스템 수준과 테넌트 수준의 이중 공정성 측정 방법론을 제시한다.</w:t>
       </w:r>
     </w:p>
     <w:p>
@@ -1640,6 +1709,28 @@
     </w:p>
     <w:p>
       <w:pPr>
+        <w:spacing w:after="120" w:line="360"/>
+        <w:jc w:val="center"/>
+      </w:pPr>
+      <w:r>
+        <w:rPr>
+          <w:rFonts w:ascii="맑은 고딕" w:cs="맑은 고딕" w:eastAsia="맑은 고딕" w:hAnsi="맑은 고딕"/>
+          <w:i/>
+          <w:iCs/>
+          <w:color w:val="666666"/>
+          <w:sz w:val="22"/>
+          <w:szCs w:val="22"/>
+        </w:rPr>
+        <w:t xml:space="preserve">[그림 2] OS-LLM 개념 매핑도 (참조: figures/midterm-figures.pptx, 슬라이드 2)</w:t>
+      </w:r>
+    </w:p>
+    <w:p>
+      <w:pPr>
+        <w:spacing w:after="80"/>
+      </w:pPr>
+    </w:p>
+    <w:p>
+      <w:pPr>
         <w:pStyle w:val="Heading2"/>
         <w:spacing w:before="240" w:after="160"/>
       </w:pPr>
@@ -1744,6 +1835,33 @@
         </w:rPr>
         <w:t xml:space="preserve">저장소 계층: 메모리 배열 큐, JSON 파일 로그, Ollama 로컬 LLM</w:t>
       </w:r>
+    </w:p>
+    <w:p>
+      <w:pPr>
+        <w:spacing w:after="80"/>
+      </w:pPr>
+    </w:p>
+    <w:p>
+      <w:pPr>
+        <w:spacing w:after="120" w:line="360"/>
+        <w:jc w:val="center"/>
+      </w:pPr>
+      <w:r>
+        <w:rPr>
+          <w:rFonts w:ascii="맑은 고딕" w:cs="맑은 고딕" w:eastAsia="맑은 고딕" w:hAnsi="맑은 고딕"/>
+          <w:i/>
+          <w:iCs/>
+          <w:color w:val="666666"/>
+          <w:sz w:val="22"/>
+          <w:szCs w:val="22"/>
+        </w:rPr>
+        <w:t xml:space="preserve">[그림 3] 시스템 아키텍처 4계층 구조 (참조: figures/midterm-figures.pptx, 슬라이드 3)</w:t>
+      </w:r>
+    </w:p>
+    <w:p>
+      <w:pPr>
+        <w:spacing w:after="80"/>
+      </w:pPr>
     </w:p>
     <w:p>
       <w:pPr>
@@ -2345,6 +2463,28 @@
     <w:p>
       <w:pPr>
         <w:spacing w:after="120" w:line="360"/>
+        <w:jc w:val="center"/>
+      </w:pPr>
+      <w:r>
+        <w:rPr>
+          <w:rFonts w:ascii="맑은 고딕" w:cs="맑은 고딕" w:eastAsia="맑은 고딕" w:hAnsi="맑은 고딕"/>
+          <w:i/>
+          <w:iCs/>
+          <w:color w:val="666666"/>
+          <w:sz w:val="22"/>
+          <w:szCs w:val="22"/>
+        </w:rPr>
+        <w:t xml:space="preserve">[그림 4] MLFQ 큐 구조 및 요청 이동 흐름 (참조: figures/midterm-figures.pptx, 슬라이드 4)</w:t>
+      </w:r>
+    </w:p>
+    <w:p>
+      <w:pPr>
+        <w:spacing w:after="80"/>
+      </w:pPr>
+    </w:p>
+    <w:p>
+      <w:pPr>
+        <w:spacing w:after="120" w:line="360"/>
       </w:pPr>
       <w:r>
         <w:rPr>
@@ -2568,6 +2708,28 @@
           <w:szCs w:val="18"/>
         </w:rPr>
         <w:t xml:space="preserve">            continue processing</w:t>
+      </w:r>
+    </w:p>
+    <w:p>
+      <w:pPr>
+        <w:spacing w:after="80"/>
+      </w:pPr>
+    </w:p>
+    <w:p>
+      <w:pPr>
+        <w:spacing w:after="120" w:line="360"/>
+        <w:jc w:val="center"/>
+      </w:pPr>
+      <w:r>
+        <w:rPr>
+          <w:rFonts w:ascii="맑은 고딕" w:cs="맑은 고딕" w:eastAsia="맑은 고딕" w:hAnsi="맑은 고딕"/>
+          <w:i/>
+          <w:iCs/>
+          <w:color w:val="666666"/>
+          <w:sz w:val="22"/>
+          <w:szCs w:val="22"/>
+        </w:rPr>
+        <w:t xml:space="preserve">[그림 5] MLFQ 의사코드 시각화 (참조: figures/midterm-figures.pptx, 슬라이드 5)</w:t>
       </w:r>
     </w:p>
     <w:p>
@@ -4560,6 +4722,28 @@
     <w:p>
       <w:pPr>
         <w:spacing w:after="120" w:line="360"/>
+        <w:jc w:val="center"/>
+      </w:pPr>
+      <w:r>
+        <w:rPr>
+          <w:rFonts w:ascii="맑은 고딕" w:cs="맑은 고딕" w:eastAsia="맑은 고딕" w:hAnsi="맑은 고딕"/>
+          <w:i/>
+          <w:iCs/>
+          <w:color w:val="666666"/>
+          <w:sz w:val="22"/>
+          <w:szCs w:val="22"/>
+        </w:rPr>
+        <w:t xml:space="preserve">[그림 6] 알고리즘별 성능 비교 차트 (참조: figures/midterm-figures.pptx, 슬라이드 6)</w:t>
+      </w:r>
+    </w:p>
+    <w:p>
+      <w:pPr>
+        <w:spacing w:after="80"/>
+      </w:pPr>
+    </w:p>
+    <w:p>
+      <w:pPr>
+        <w:spacing w:after="120" w:line="360"/>
       </w:pPr>
       <w:r>
         <w:rPr>
@@ -5118,6 +5302,28 @@
         </w:tc>
       </w:tr>
     </w:tbl>
+    <w:p>
+      <w:pPr>
+        <w:spacing w:after="80"/>
+      </w:pPr>
+    </w:p>
+    <w:p>
+      <w:pPr>
+        <w:spacing w:after="120" w:line="360"/>
+        <w:jc w:val="center"/>
+      </w:pPr>
+      <w:r>
+        <w:rPr>
+          <w:rFonts w:ascii="맑은 고딕" w:cs="맑은 고딕" w:eastAsia="맑은 고딕" w:hAnsi="맑은 고딕"/>
+          <w:i/>
+          <w:iCs/>
+          <w:color w:val="666666"/>
+          <w:sz w:val="22"/>
+          <w:szCs w:val="22"/>
+        </w:rPr>
+        <w:t xml:space="preserve">[그림 7] 다중 시드 실험 결과 및 신뢰구간 (참조: figures/midterm-figures.pptx, 슬라이드 7)</w:t>
+      </w:r>
+    </w:p>
     <w:p>
       <w:pPr>
         <w:spacing w:after="80"/>
@@ -5686,7 +5892,7 @@
           <w:sz w:val="22"/>
           <w:szCs w:val="22"/>
         </w:rPr>
-        <w:t xml:space="preserve">[2] F. J. Corbato, M. M. Daggett, and R. C. Daley, "An experimental time-sharing system," in Proc. AFIPS Spring Joint Computer Conference, 1962, pp. 335-344.</w:t>
+        <w:t xml:space="preserve">[2] R. H. Arpaci-Dusseau and A. C. Arpaci-Dusseau, Operating Systems: Three Easy Pieces, v1.10, Arpaci-Dusseau Books, 2023. Available: https://pages.cs.wisc.edu/~remzi/OSTEP/</w:t>
       </w:r>
     </w:p>
     <w:p>
@@ -5700,7 +5906,7 @@
           <w:sz w:val="22"/>
           <w:szCs w:val="22"/>
         </w:rPr>
-        <w:t xml:space="preserve">[3] R. H. Arpaci-Dusseau and A. C. Arpaci-Dusseau, Operating Systems: Three Easy Pieces. Arpaci-Dusseau Books, 2018.</w:t>
+        <w:t xml:space="preserve">[3] J. F. Kurose and K. W. Ross, Computer Networking: A Top-Down Approach, 8th ed., Pearson, 2021. (퍼스트북 번역판: 컴퓨터 네트워킹: 하향식 접근)</w:t>
       </w:r>
     </w:p>
     <w:p>
@@ -5714,7 +5920,7 @@
           <w:sz w:val="22"/>
           <w:szCs w:val="22"/>
         </w:rPr>
-        <w:t xml:space="preserve">[4] A. Demers, S. Keshav, and S. Shenker, "Analysis and simulation of a fair queueing algorithm," in ACM SIGCOMM '89 Proceedings, 1989, pp. 1-12.</w:t>
+        <w:t xml:space="preserve">[4] vLLM Project, "vLLM: Easy, Fast, and Cheap LLM Serving," 2024. Available: https://docs.vllm.ai/</w:t>
       </w:r>
     </w:p>
     <w:p>
@@ -5728,7 +5934,7 @@
           <w:sz w:val="22"/>
           <w:szCs w:val="22"/>
         </w:rPr>
-        <w:t xml:space="preserve">[5] W. Kwon et al., "Efficient memory management for large language model serving with PagedAttention," in Proc. SOSP '23, 2023, pp. 611-626.</w:t>
+        <w:t xml:space="preserve">[5] HuggingFace, "Text Generation Inference," 2024. Available: https://huggingface.co/docs/text-generation-inference/</w:t>
       </w:r>
     </w:p>
     <w:p>
@@ -5742,7 +5948,7 @@
           <w:sz w:val="22"/>
           <w:szCs w:val="22"/>
         </w:rPr>
-        <w:t xml:space="preserve">[6] G. I. Yu et al., "Orca: A distributed serving system for Transformer-Based generative models," in Proc. OSDI '22, 2022, pp. 521-538.</w:t>
+        <w:t xml:space="preserve">[6] Ollama, "Ollama Documentation," 2024. Available: https://ollama.com/</w:t>
       </w:r>
     </w:p>
     <w:p>
@@ -5756,7 +5962,7 @@
           <w:sz w:val="22"/>
           <w:szCs w:val="22"/>
         </w:rPr>
-        <w:t xml:space="preserve">[7] A. Agrawal et al., "Sarathi-Serve: CoDe Interleaving for Stall-free LLM Serving," arXiv:2308.16369, 2024.</w:t>
+        <w:t xml:space="preserve">[7] Express.js, "Express - Node.js Web Application Framework," 2024. Available: https://expressjs.com/</w:t>
       </w:r>
     </w:p>
     <w:p>
@@ -5770,7 +5976,21 @@
           <w:sz w:val="22"/>
           <w:szCs w:val="22"/>
         </w:rPr>
-        <w:t xml:space="preserve">[8] R. Jain, D. M. Chiu, and W. R. Hawe, "A quantitative measure of fairness and discrimination for resource allocation in shared computer systems," DEC Research Report TR-301, 1984.</w:t>
+        <w:t xml:space="preserve">[8] Node.js Foundation, "Node.js Documentation," 2024. Available: https://nodejs.org/docs/latest-v22.x/api/</w:t>
+      </w:r>
+    </w:p>
+    <w:p>
+      <w:pPr>
+        <w:spacing w:after="120" w:line="360"/>
+      </w:pPr>
+      <w:r>
+        <w:rPr>
+          <w:rFonts w:ascii="맑은 고딕" w:cs="맑은 고딕" w:eastAsia="맑은 고딕" w:hAnsi="맑은 고딕"/>
+          <w:color w:val="000000"/>
+          <w:sz w:val="22"/>
+          <w:szCs w:val="22"/>
+        </w:rPr>
+        <w:t xml:space="preserve">[9] Jest, "Jest - Delightful JavaScript Testing," 2024. Available: https://jestjs.io/</w:t>
       </w:r>
     </w:p>
     <w:sectPr>

--- a/05-midterm-report/final/midterm.docx
+++ b/05-midterm-report/final/midterm.docx
@@ -463,9 +463,14 @@
       </w:r>
     </w:p>
     <w:p>
-      <w:r>
-        <w:br w:type="page"/>
-      </w:r>
+      <w:pPr>
+        <w:sectPr>
+          <w:pgSz w:w="11906" w:h="16838" w:orient="portrait"/>
+          <w:pgMar w:top="1440" w:right="1440" w:bottom="1440" w:left="1440" w:header="708" w:footer="708" w:gutter="0"/>
+          <w:pgNumType/>
+          <w:docGrid w:linePitch="360"/>
+        </w:sectPr>
+      </w:pPr>
     </w:p>
     <w:p>
       <w:pPr>
@@ -6018,6 +6023,16 @@
     <w:r>
       <w:rPr>
         <w:rFonts w:ascii="맑은 고딕" w:cs="맑은 고딕" w:eastAsia="맑은 고딕" w:hAnsi="맑은 고딕"/>
+        <w:color w:val="888888"/>
+        <w:sz w:val="18"/>
+        <w:szCs w:val="18"/>
+      </w:rPr>
+      <w:t xml:space="preserve">- </w:t>
+    </w:r>
+    <w:r>
+      <w:rPr>
+        <w:rFonts w:ascii="맑은 고딕" w:cs="맑은 고딕" w:eastAsia="맑은 고딕" w:hAnsi="맑은 고딕"/>
+        <w:color w:val="888888"/>
         <w:sz w:val="18"/>
         <w:szCs w:val="18"/>
       </w:rPr>
@@ -6029,21 +6044,11 @@
     <w:r>
       <w:rPr>
         <w:rFonts w:ascii="맑은 고딕" w:cs="맑은 고딕" w:eastAsia="맑은 고딕" w:hAnsi="맑은 고딕"/>
+        <w:color w:val="888888"/>
         <w:sz w:val="18"/>
         <w:szCs w:val="18"/>
       </w:rPr>
-      <w:t xml:space="preserve"> / </w:t>
-    </w:r>
-    <w:r>
-      <w:rPr>
-        <w:rFonts w:ascii="맑은 고딕" w:cs="맑은 고딕" w:eastAsia="맑은 고딕" w:hAnsi="맑은 고딕"/>
-        <w:sz w:val="18"/>
-        <w:szCs w:val="18"/>
-      </w:rPr>
-      <w:fldChar w:fldCharType="begin"/>
-      <w:instrText xml:space="preserve">NUMPAGES</w:instrText>
-      <w:fldChar w:fldCharType="separate"/>
-      <w:fldChar w:fldCharType="end"/>
+      <w:t xml:space="preserve"> -</w:t>
     </w:r>
   </w:p>
 </w:ftr>
